--- a/worksheets/W18.docx
+++ b/worksheets/W18.docx
@@ -6,6 +6,7 @@
       <w:pPr>
         <w:keepNext/>
         <w:keepLines w:val="0"/>
+        <w:pageBreakBefore w:val="0"/>
         <w:spacing w:before="0" w:after="60" w:line="293" w:lineRule="auto"/>
       </w:pPr>
       <w:r>
@@ -760,16 +761,9 @@
     </w:tbl>
     <w:p>
       <w:pPr>
-        <w:spacing w:after="0"/>
-      </w:pPr>
-      <w:r>
-        <w:br w:type="page"/>
-      </w:r>
-    </w:p>
-    <w:p>
-      <w:pPr>
         <w:keepNext/>
         <w:keepLines w:val="0"/>
+        <w:pageBreakBefore/>
         <w:spacing w:before="0" w:after="60" w:line="293" w:lineRule="auto"/>
       </w:pPr>
       <w:r>
@@ -1471,16 +1465,9 @@
     </w:tbl>
     <w:p>
       <w:pPr>
-        <w:spacing w:after="0"/>
-      </w:pPr>
-      <w:r>
-        <w:br w:type="page"/>
-      </w:r>
-    </w:p>
-    <w:p>
-      <w:pPr>
         <w:keepNext/>
         <w:keepLines w:val="0"/>
+        <w:pageBreakBefore/>
         <w:spacing w:before="0" w:after="60" w:line="293" w:lineRule="auto"/>
       </w:pPr>
       <w:r>
@@ -2326,160 +2313,7 @@
       <w:pPr>
         <w:keepNext/>
         <w:keepLines w:val="0"/>
-        <w:spacing w:before="100" w:after="40" w:line="293" w:lineRule="auto"/>
-      </w:pPr>
-      <w:r>
-        <w:rPr>
-          <w:rFonts w:ascii="JetBrains Mono" w:hAnsi="JetBrains Mono" w:eastAsia="Arial Unicode MS"/>
-          <w:b/>
-          <w:i w:val="0"/>
-          <w:color w:val="1D4ED8"/>
-          <w:sz w:val="30"/>
-        </w:rPr>
-        <w:t>05</w:t>
-      </w:r>
-      <w:r>
-        <w:rPr>
-          <w:rFonts w:ascii="Arial Unicode MS" w:hAnsi="Arial Unicode MS" w:eastAsia="Arial Unicode MS"/>
-          <w:b w:val="0"/>
-          <w:i w:val="0"/>
-          <w:color w:val="1D4ED8"/>
-          <w:sz w:val="30"/>
-        </w:rPr>
-        <w:t xml:space="preserve">  </w:t>
-      </w:r>
-      <w:r>
-        <w:rPr>
-          <w:rFonts w:ascii="Arial Unicode MS" w:hAnsi="Arial Unicode MS" w:eastAsia="Arial Unicode MS"/>
-          <w:b/>
-          <w:i w:val="0"/>
-          <w:color w:val="1A2340"/>
-          <w:sz w:val="30"/>
-        </w:rPr>
-        <w:t>橋接欄｜收尾 30 秒，不評分</w:t>
-      </w:r>
-    </w:p>
-    <w:p>
-      <w:pPr>
-        <w:keepNext/>
-        <w:keepLines w:val="0"/>
-        <w:spacing w:before="0" w:after="20" w:line="293" w:lineRule="auto"/>
-      </w:pPr>
-      <w:r>
-        <w:rPr>
-          <w:rFonts w:ascii="Arial Unicode MS" w:hAnsi="Arial Unicode MS" w:eastAsia="Arial Unicode MS"/>
-          <w:b/>
-          <w:i w:val="0"/>
-          <w:color w:val="5B6573"/>
-          <w:sz w:val="22"/>
-        </w:rPr>
-        <w:t>不評分</w:t>
-      </w:r>
-      <w:r>
-        <w:rPr>
-          <w:rFonts w:ascii="Arial Unicode MS" w:hAnsi="Arial Unicode MS" w:eastAsia="Arial Unicode MS"/>
-          <w:b w:val="0"/>
-          <w:i w:val="0"/>
-          <w:color w:val="7B8491"/>
-          <w:sz w:val="22"/>
-        </w:rPr>
-        <w:t xml:space="preserve">  ｜  </w:t>
-      </w:r>
-      <w:r>
-        <w:rPr>
-          <w:rFonts w:ascii="Arial Unicode MS" w:hAnsi="Arial Unicode MS" w:eastAsia="Arial Unicode MS"/>
-          <w:b w:val="0"/>
-          <w:i w:val="0"/>
-          <w:color w:val="1A2340"/>
-          <w:sz w:val="22"/>
-        </w:rPr>
-        <w:t>這週的招，我在＿＿科的＿＿（單元／題型）用得上，因為＿＿。寫到具體單元／題型才算；想不到就寫「這週的招是＿＿」。</w:t>
-      </w:r>
-    </w:p>
-    <w:tbl>
-      <w:tblPr>
-        <w:tblW w:type="dxa" w:w="9865"/>
-        <w:jc w:val="left"/>
-        <w:tblLayout w:type="fixed"/>
-        <w:tblLook w:firstColumn="1" w:firstRow="1" w:lastColumn="0" w:lastRow="0" w:noHBand="0" w:noVBand="1" w:val="04A0"/>
-        <w:tblInd w:type="dxa" w:w="0"/>
-      </w:tblPr>
-      <w:tblGrid>
-        <w:gridCol w:w="9865"/>
-      </w:tblGrid>
-      <w:tr>
-        <w:trPr>
-          <w:trHeight w:val="437" w:hRule="atLeast"/>
-        </w:trPr>
-        <w:tc>
-          <w:tcPr>
-            <w:tcW w:type="dxa" w:w="9865"/>
-            <w:tcMar>
-              <w:top w:w="0" w:type="dxa"/>
-              <w:start w:w="0" w:type="dxa"/>
-              <w:bottom w:w="0" w:type="dxa"/>
-              <w:end w:w="0" w:type="dxa"/>
-            </w:tcMar>
-            <w:tcBorders>
-              <w:top w:val="nil"/>
-              <w:bottom w:val="single" w:sz="5" w:space="0" w:color="CBD5E1"/>
-              <w:start w:val="nil"/>
-              <w:end w:val="nil"/>
-            </w:tcBorders>
-          </w:tcPr>
-          <w:p>
-            <w:pPr>
-              <w:spacing w:before="0" w:after="0" w:line="240" w:lineRule="auto"/>
-            </w:pPr>
-            <w:r>
-              <w:t xml:space="preserve"> </w:t>
-            </w:r>
-          </w:p>
-        </w:tc>
-      </w:tr>
-      <w:tr>
-        <w:trPr>
-          <w:trHeight w:val="437" w:hRule="atLeast"/>
-        </w:trPr>
-        <w:tc>
-          <w:tcPr>
-            <w:tcW w:type="dxa" w:w="9865"/>
-            <w:tcMar>
-              <w:top w:w="0" w:type="dxa"/>
-              <w:start w:w="0" w:type="dxa"/>
-              <w:bottom w:w="0" w:type="dxa"/>
-              <w:end w:w="0" w:type="dxa"/>
-            </w:tcMar>
-            <w:tcBorders>
-              <w:top w:val="nil"/>
-              <w:bottom w:val="single" w:sz="5" w:space="0" w:color="CBD5E1"/>
-              <w:start w:val="nil"/>
-              <w:end w:val="nil"/>
-            </w:tcBorders>
-          </w:tcPr>
-          <w:p>
-            <w:pPr>
-              <w:spacing w:before="0" w:after="0" w:line="240" w:lineRule="auto"/>
-            </w:pPr>
-            <w:r>
-              <w:t xml:space="preserve"> </w:t>
-            </w:r>
-          </w:p>
-        </w:tc>
-      </w:tr>
-    </w:tbl>
-    <w:p>
-      <w:pPr>
-        <w:spacing w:after="0"/>
-      </w:pPr>
-      <w:r>
-        <w:br w:type="page"/>
-      </w:r>
-    </w:p>
-    <w:p>
-      <w:pPr>
-        <w:keepNext/>
-        <w:keepLines w:val="0"/>
+        <w:pageBreakBefore/>
         <w:spacing w:before="0" w:after="60" w:line="293" w:lineRule="auto"/>
       </w:pPr>
       <w:r>
@@ -2542,6 +2376,80 @@
           <w:sz w:val="30"/>
         </w:rPr>
         <w:t>01</w:t>
+      </w:r>
+      <w:r>
+        <w:rPr>
+          <w:rFonts w:ascii="Arial Unicode MS" w:hAnsi="Arial Unicode MS" w:eastAsia="Arial Unicode MS"/>
+          <w:b w:val="0"/>
+          <w:i w:val="0"/>
+          <w:color w:val="1D4ED8"/>
+          <w:sz w:val="30"/>
+        </w:rPr>
+        <w:t xml:space="preserve">  </w:t>
+      </w:r>
+      <w:r>
+        <w:rPr>
+          <w:rFonts w:ascii="Arial Unicode MS" w:hAnsi="Arial Unicode MS" w:eastAsia="Arial Unicode MS"/>
+          <w:b/>
+          <w:i w:val="0"/>
+          <w:color w:val="1A2340"/>
+          <w:sz w:val="30"/>
+        </w:rPr>
+        <w:t>橋接欄｜收尾 30 秒，不評分</w:t>
+      </w:r>
+    </w:p>
+    <w:p>
+      <w:pPr>
+        <w:keepNext/>
+        <w:keepLines w:val="0"/>
+        <w:spacing w:before="0" w:after="20" w:line="293" w:lineRule="auto"/>
+      </w:pPr>
+      <w:r>
+        <w:rPr>
+          <w:rFonts w:ascii="Arial Unicode MS" w:hAnsi="Arial Unicode MS" w:eastAsia="Arial Unicode MS"/>
+          <w:b/>
+          <w:i w:val="0"/>
+          <w:color w:val="5B6573"/>
+          <w:sz w:val="22"/>
+        </w:rPr>
+        <w:t>不評分</w:t>
+      </w:r>
+      <w:r>
+        <w:rPr>
+          <w:rFonts w:ascii="Arial Unicode MS" w:hAnsi="Arial Unicode MS" w:eastAsia="Arial Unicode MS"/>
+          <w:b w:val="0"/>
+          <w:i w:val="0"/>
+          <w:color w:val="7B8491"/>
+          <w:sz w:val="22"/>
+        </w:rPr>
+        <w:t xml:space="preserve">  ｜  </w:t>
+      </w:r>
+      <w:r>
+        <w:rPr>
+          <w:rFonts w:ascii="Arial Unicode MS" w:hAnsi="Arial Unicode MS" w:eastAsia="Arial Unicode MS"/>
+          <w:b w:val="0"/>
+          <w:i w:val="0"/>
+          <w:color w:val="1A2340"/>
+          <w:sz w:val="22"/>
+        </w:rPr>
+        <w:t>這週的招，我在＿＿科的＿＿（單元／題型）用得上，因為＿＿。寫到具體單元／題型才算；想不到就寫「這週的招是＿＿」。</w:t>
+      </w:r>
+    </w:p>
+    <w:p>
+      <w:pPr>
+        <w:keepNext/>
+        <w:keepLines w:val="0"/>
+        <w:spacing w:before="100" w:after="40" w:line="293" w:lineRule="auto"/>
+      </w:pPr>
+      <w:r>
+        <w:rPr>
+          <w:rFonts w:ascii="JetBrains Mono" w:hAnsi="JetBrains Mono" w:eastAsia="Arial Unicode MS"/>
+          <w:b/>
+          <w:i w:val="0"/>
+          <w:color w:val="1D4ED8"/>
+          <w:sz w:val="30"/>
+        </w:rPr>
+        <w:t>02</w:t>
       </w:r>
       <w:r>
         <w:rPr>
@@ -2867,7 +2775,7 @@
           <w:color w:val="1D4ED8"/>
           <w:sz w:val="30"/>
         </w:rPr>
-        <w:t>02</w:t>
+        <w:t>03</w:t>
       </w:r>
       <w:r>
         <w:rPr>
@@ -3123,44 +3031,7 @@
       <w:pPr>
         <w:keepNext/>
         <w:keepLines w:val="0"/>
-        <w:spacing w:before="100" w:after="40" w:line="293" w:lineRule="auto"/>
-      </w:pPr>
-      <w:r>
-        <w:rPr>
-          <w:rFonts w:ascii="JetBrains Mono" w:hAnsi="JetBrains Mono" w:eastAsia="Arial Unicode MS"/>
-          <w:b/>
-          <w:i w:val="0"/>
-          <w:color w:val="1D4ED8"/>
-          <w:sz w:val="30"/>
-        </w:rPr>
-        <w:t>03</w:t>
-      </w:r>
-      <w:r>
-        <w:rPr>
-          <w:rFonts w:ascii="Arial Unicode MS" w:hAnsi="Arial Unicode MS" w:eastAsia="Arial Unicode MS"/>
-          <w:b w:val="0"/>
-          <w:i w:val="0"/>
-          <w:color w:val="1D4ED8"/>
-          <w:sz w:val="30"/>
-        </w:rPr>
-        <w:t xml:space="preserve">  </w:t>
-      </w:r>
-      <w:r>
-        <w:rPr>
-          <w:rFonts w:ascii="Arial Unicode MS" w:hAnsi="Arial Unicode MS" w:eastAsia="Arial Unicode MS"/>
-          <w:b/>
-          <w:i w:val="0"/>
-          <w:color w:val="1A2340"/>
-          <w:sz w:val="30"/>
-        </w:rPr>
-        <w:t>完成確認</w:t>
-      </w:r>
-    </w:p>
-    <w:p>
-      <w:pPr>
-        <w:keepNext/>
-        <w:keepLines w:val="0"/>
-        <w:spacing w:before="0" w:after="20" w:line="293" w:lineRule="auto"/>
+        <w:spacing w:before="60" w:after="20" w:line="293" w:lineRule="auto"/>
       </w:pPr>
       <w:r>
         <w:rPr>
@@ -3190,7 +3061,7 @@
           <w:color w:val="1A2340"/>
           <w:sz w:val="22"/>
         </w:rPr>
-        <w:t>□ 三件作品／方法卡　□ 願意公開版　□ 指定三板回應　｜歷程本與自留內容由自己帶走。</w:t>
+        <w:t>完成確認｜□ 三件作品／方法卡　□ 願意公開版　□ 指定三板回應　｜歷程本與自留內容由自己帶走。</w:t>
       </w:r>
     </w:p>
     <w:tbl>

--- a/worksheets/W18.docx
+++ b/worksheets/W18.docx
@@ -2358,7 +2358,7 @@
           <w:color w:val="5B6573"/>
           <w:sz w:val="22"/>
         </w:rPr>
-        <w:t>本週不收件、不排名；有感、無感或暫時說不出來都合法。</w:t>
+        <w:t>本週不收件、不排名；有感、無感或暫時說不出來都合法。缺席不必補交，想參與可自願取用方法卡。</w:t>
       </w:r>
     </w:p>
     <w:p>
@@ -3061,7 +3061,7 @@
           <w:color w:val="1A2340"/>
           <w:sz w:val="22"/>
         </w:rPr>
-        <w:t>完成確認｜□ 三件作品／方法卡　□ 願意公開版　□ 指定三板回應　｜歷程本與自留內容由自己帶走。</w:t>
+        <w:t>完成確認｜□ 三件作品／方法卡　□ 願意公開版　□ 指定三板回應　｜未勾滿或缺席都不必補交；歷程本與自留內容由自己帶走。</w:t>
       </w:r>
     </w:p>
     <w:tbl>

--- a/worksheets/W18.docx
+++ b/worksheets/W18.docx
@@ -845,7 +845,7 @@
           <w:color w:val="1A2340"/>
           <w:sz w:val="30"/>
         </w:rPr>
-        <w:t>願意公開版｜貼展板或改放方法卡</w:t>
+        <w:t>願意公開版｜三句說清楚</w:t>
       </w:r>
     </w:p>
     <w:p>
@@ -882,7 +882,7 @@
           <w:color w:val="1A2340"/>
           <w:sz w:val="22"/>
         </w:rPr>
-        <w:t>AI 可以幫我＿＿，但我還是想自己＿＿，因為＿＿。（只寫願意讓同學讀到的版本）</w:t>
+        <w:t>我公開的是＿＿。AI／同學幫忙的是＿＿；最後由我決定＿＿。若發現錯誤或造成影響，我會＿＿。（只寫願意讓同學讀到的版本）</w:t>
       </w:r>
     </w:p>
     <w:tbl>
@@ -2395,80 +2395,6 @@
           <w:color w:val="1A2340"/>
           <w:sz w:val="30"/>
         </w:rPr>
-        <w:t>橋接欄｜收尾 30 秒，不評分</w:t>
-      </w:r>
-    </w:p>
-    <w:p>
-      <w:pPr>
-        <w:keepNext/>
-        <w:keepLines w:val="0"/>
-        <w:spacing w:before="0" w:after="20" w:line="293" w:lineRule="auto"/>
-      </w:pPr>
-      <w:r>
-        <w:rPr>
-          <w:rFonts w:ascii="Arial Unicode MS" w:hAnsi="Arial Unicode MS" w:eastAsia="Arial Unicode MS"/>
-          <w:b/>
-          <w:i w:val="0"/>
-          <w:color w:val="5B6573"/>
-          <w:sz w:val="22"/>
-        </w:rPr>
-        <w:t>不評分</w:t>
-      </w:r>
-      <w:r>
-        <w:rPr>
-          <w:rFonts w:ascii="Arial Unicode MS" w:hAnsi="Arial Unicode MS" w:eastAsia="Arial Unicode MS"/>
-          <w:b w:val="0"/>
-          <w:i w:val="0"/>
-          <w:color w:val="7B8491"/>
-          <w:sz w:val="22"/>
-        </w:rPr>
-        <w:t xml:space="preserve">  ｜  </w:t>
-      </w:r>
-      <w:r>
-        <w:rPr>
-          <w:rFonts w:ascii="Arial Unicode MS" w:hAnsi="Arial Unicode MS" w:eastAsia="Arial Unicode MS"/>
-          <w:b w:val="0"/>
-          <w:i w:val="0"/>
-          <w:color w:val="1A2340"/>
-          <w:sz w:val="22"/>
-        </w:rPr>
-        <w:t>這週的招，我在＿＿科的＿＿（單元／題型）用得上，因為＿＿。寫到具體單元／題型才算；想不到就寫「這週的招是＿＿」。</w:t>
-      </w:r>
-    </w:p>
-    <w:p>
-      <w:pPr>
-        <w:keepNext/>
-        <w:keepLines w:val="0"/>
-        <w:spacing w:before="100" w:after="40" w:line="293" w:lineRule="auto"/>
-      </w:pPr>
-      <w:r>
-        <w:rPr>
-          <w:rFonts w:ascii="JetBrains Mono" w:hAnsi="JetBrains Mono" w:eastAsia="Arial Unicode MS"/>
-          <w:b/>
-          <w:i w:val="0"/>
-          <w:color w:val="1D4ED8"/>
-          <w:sz w:val="30"/>
-        </w:rPr>
-        <w:t>02</w:t>
-      </w:r>
-      <w:r>
-        <w:rPr>
-          <w:rFonts w:ascii="Arial Unicode MS" w:hAnsi="Arial Unicode MS" w:eastAsia="Arial Unicode MS"/>
-          <w:b w:val="0"/>
-          <w:i w:val="0"/>
-          <w:color w:val="1D4ED8"/>
-          <w:sz w:val="30"/>
-        </w:rPr>
-        <w:t xml:space="preserve">  </w:t>
-      </w:r>
-      <w:r>
-        <w:rPr>
-          <w:rFonts w:ascii="Arial Unicode MS" w:hAnsi="Arial Unicode MS" w:eastAsia="Arial Unicode MS"/>
-          <w:b/>
-          <w:i w:val="0"/>
-          <w:color w:val="1A2340"/>
-          <w:sz w:val="30"/>
-        </w:rPr>
         <w:t>只給自己｜未來提醒</w:t>
       </w:r>
     </w:p>
@@ -2775,7 +2701,7 @@
           <w:color w:val="1D4ED8"/>
           <w:sz w:val="30"/>
         </w:rPr>
-        <w:t>03</w:t>
+        <w:t>02</w:t>
       </w:r>
       <w:r>
         <w:rPr>

--- a/worksheets/W18.docx
+++ b/worksheets/W18.docx
@@ -1298,7 +1298,7 @@
           <w:color w:val="1A2340"/>
           <w:sz w:val="22"/>
         </w:rPr>
-        <w:t>如果你想回看 W1 Q3，私人版本可以寫在這裡；不必與 W1 一致，也不必交給任何人。</w:t>
+        <w:t>如果你想回看 W1 Q3，私人版本可以寫在這裡；可不寫；本頁照常收回，不能交出的私事請另用自己的紙，不放本冊。</w:t>
       </w:r>
     </w:p>
     <w:tbl>
@@ -2341,7 +2341,7 @@
           <w:color w:val="1A2340"/>
           <w:sz w:val="44"/>
         </w:rPr>
-        <w:t>寫給未來的自己｜這一頁不展出</w:t>
+        <w:t>自己選一招，真的寫一次</w:t>
       </w:r>
     </w:p>
     <w:p>
@@ -2358,9 +2358,409 @@
           <w:color w:val="5B6573"/>
           <w:sz w:val="22"/>
         </w:rPr>
-        <w:t>本週不收件、不排名；有感、無感或暫時說不出來都合法。缺席不必補交，想參與可自願取用方法卡。</w:t>
+        <w:t>生活練習不計分、不列學習關卡；紙本照常收回，不必交出自己的私事。</w:t>
       </w:r>
     </w:p>
+    <w:p>
+      <w:pPr>
+        <w:keepNext/>
+        <w:keepLines w:val="0"/>
+        <w:spacing w:before="100" w:after="40" w:line="293" w:lineRule="auto"/>
+      </w:pPr>
+      <w:r>
+        <w:rPr>
+          <w:rFonts w:ascii="JetBrains Mono" w:hAnsi="JetBrains Mono" w:eastAsia="Arial Unicode MS"/>
+          <w:b/>
+          <w:i w:val="0"/>
+          <w:color w:val="1D4ED8"/>
+          <w:sz w:val="30"/>
+        </w:rPr>
+        <w:t>生活</w:t>
+      </w:r>
+      <w:r>
+        <w:rPr>
+          <w:rFonts w:ascii="Arial Unicode MS" w:hAnsi="Arial Unicode MS" w:eastAsia="Arial Unicode MS"/>
+          <w:b w:val="0"/>
+          <w:i w:val="0"/>
+          <w:color w:val="1D4ED8"/>
+          <w:sz w:val="30"/>
+        </w:rPr>
+        <w:t xml:space="preserve">  </w:t>
+      </w:r>
+      <w:r>
+        <w:rPr>
+          <w:rFonts w:ascii="Arial Unicode MS" w:hAnsi="Arial Unicode MS" w:eastAsia="Arial Unicode MS"/>
+          <w:b/>
+          <w:i w:val="0"/>
+          <w:color w:val="1A2340"/>
+          <w:sz w:val="30"/>
+        </w:rPr>
+        <w:t>這次，自己選一招</w:t>
+      </w:r>
+    </w:p>
+    <w:p>
+      <w:pPr>
+        <w:keepNext w:val="0"/>
+        <w:keepLines w:val="0"/>
+        <w:spacing w:before="0" w:after="40" w:line="293" w:lineRule="auto"/>
+      </w:pPr>
+      <w:r>
+        <w:rPr>
+          <w:rFonts w:ascii="Arial Unicode MS" w:hAnsi="Arial Unicode MS" w:eastAsia="Arial Unicode MS"/>
+          <w:b w:val="0"/>
+          <w:i w:val="0"/>
+          <w:color w:val="5B6573"/>
+          <w:sz w:val="22"/>
+        </w:rPr>
+        <w:t>課堂練習｜不計分、不列學習關卡；整本照常收回。</w:t>
+      </w:r>
+    </w:p>
+    <w:p>
+      <w:pPr>
+        <w:keepNext w:val="0"/>
+        <w:keepLines w:val="0"/>
+        <w:spacing w:before="0" w:after="40" w:line="293" w:lineRule="auto"/>
+      </w:pPr>
+      <w:r>
+        <w:rPr>
+          <w:rFonts w:ascii="Arial Unicode MS" w:hAnsi="Arial Unicode MS" w:eastAsia="Arial Unicode MS"/>
+          <w:b w:val="0"/>
+          <w:i w:val="0"/>
+          <w:color w:val="1A2340"/>
+          <w:sz w:val="22"/>
+        </w:rPr>
+        <w:t>選一題：①朋友轉貼沒有出處的活動消息；②家人把你的邀請看成命令；③社團兩份通知的時間不一樣。也可用不含私事的自編例子。</w:t>
+      </w:r>
+    </w:p>
+    <w:p>
+      <w:pPr>
+        <w:keepNext w:val="0"/>
+        <w:keepLines w:val="0"/>
+        <w:spacing w:before="0" w:after="40" w:line="293" w:lineRule="auto"/>
+      </w:pPr>
+      <w:r>
+        <w:rPr>
+          <w:rFonts w:ascii="Arial Unicode MS" w:hAnsi="Arial Unicode MS" w:eastAsia="Arial Unicode MS"/>
+          <w:b w:val="0"/>
+          <w:i w:val="0"/>
+          <w:color w:val="1A2340"/>
+          <w:sz w:val="22"/>
+        </w:rPr>
+        <w:t>自己選用這學期的一個做法，直接寫出一則回覆、更正或新版通知。今天不用再交一篇心得。</w:t>
+      </w:r>
+    </w:p>
+    <w:p>
+      <w:pPr>
+        <w:keepNext/>
+        <w:keepLines w:val="0"/>
+        <w:spacing w:before="20" w:after="20" w:line="293" w:lineRule="auto"/>
+      </w:pPr>
+      <w:r>
+        <w:rPr>
+          <w:rFonts w:ascii="Arial Unicode MS" w:hAnsi="Arial Unicode MS" w:eastAsia="Arial Unicode MS"/>
+          <w:b/>
+          <w:i w:val="0"/>
+          <w:color w:val="5B6573"/>
+          <w:sz w:val="22"/>
+        </w:rPr>
+        <w:t>先做一次</w:t>
+      </w:r>
+      <w:r>
+        <w:rPr>
+          <w:rFonts w:ascii="Arial Unicode MS" w:hAnsi="Arial Unicode MS" w:eastAsia="Arial Unicode MS"/>
+          <w:b w:val="0"/>
+          <w:i w:val="0"/>
+          <w:color w:val="7B8491"/>
+          <w:sz w:val="22"/>
+        </w:rPr>
+        <w:t xml:space="preserve">  ｜  </w:t>
+      </w:r>
+      <w:r>
+        <w:rPr>
+          <w:rFonts w:ascii="Arial Unicode MS" w:hAnsi="Arial Unicode MS" w:eastAsia="Arial Unicode MS"/>
+          <w:b w:val="0"/>
+          <w:i w:val="0"/>
+          <w:color w:val="1A2340"/>
+          <w:sz w:val="22"/>
+        </w:rPr>
+        <w:t>我選的情境／這次寫出的話</w:t>
+      </w:r>
+    </w:p>
+    <w:tbl>
+      <w:tblPr>
+        <w:tblW w:type="dxa" w:w="9865"/>
+        <w:jc w:val="left"/>
+        <w:tblLayout w:type="fixed"/>
+        <w:tblLook w:firstColumn="1" w:firstRow="1" w:lastColumn="0" w:lastRow="0" w:noHBand="0" w:noVBand="1" w:val="04A0"/>
+        <w:tblInd w:type="dxa" w:w="0"/>
+      </w:tblPr>
+      <w:tblGrid>
+        <w:gridCol w:w="9865"/>
+      </w:tblGrid>
+      <w:tr>
+        <w:trPr>
+          <w:trHeight w:val="510" w:hRule="atLeast"/>
+        </w:trPr>
+        <w:tc>
+          <w:tcPr>
+            <w:tcW w:type="dxa" w:w="9865"/>
+            <w:tcMar>
+              <w:top w:w="0" w:type="dxa"/>
+              <w:start w:w="0" w:type="dxa"/>
+              <w:bottom w:w="0" w:type="dxa"/>
+              <w:end w:w="0" w:type="dxa"/>
+            </w:tcMar>
+            <w:tcBorders>
+              <w:top w:val="nil"/>
+              <w:bottom w:val="single" w:sz="5" w:space="0" w:color="CBD5E1"/>
+              <w:start w:val="nil"/>
+              <w:end w:val="nil"/>
+            </w:tcBorders>
+          </w:tcPr>
+          <w:p>
+            <w:pPr>
+              <w:spacing w:before="0" w:after="0" w:line="240" w:lineRule="auto"/>
+            </w:pPr>
+            <w:r>
+              <w:t xml:space="preserve"> </w:t>
+            </w:r>
+          </w:p>
+        </w:tc>
+      </w:tr>
+      <w:tr>
+        <w:trPr>
+          <w:trHeight w:val="510" w:hRule="atLeast"/>
+        </w:trPr>
+        <w:tc>
+          <w:tcPr>
+            <w:tcW w:type="dxa" w:w="9865"/>
+            <w:tcMar>
+              <w:top w:w="0" w:type="dxa"/>
+              <w:start w:w="0" w:type="dxa"/>
+              <w:bottom w:w="0" w:type="dxa"/>
+              <w:end w:w="0" w:type="dxa"/>
+            </w:tcMar>
+            <w:tcBorders>
+              <w:top w:val="nil"/>
+              <w:bottom w:val="single" w:sz="5" w:space="0" w:color="CBD5E1"/>
+              <w:start w:val="nil"/>
+              <w:end w:val="nil"/>
+            </w:tcBorders>
+          </w:tcPr>
+          <w:p>
+            <w:pPr>
+              <w:spacing w:before="0" w:after="0" w:line="240" w:lineRule="auto"/>
+            </w:pPr>
+            <w:r>
+              <w:t xml:space="preserve"> </w:t>
+            </w:r>
+          </w:p>
+        </w:tc>
+      </w:tr>
+      <w:tr>
+        <w:trPr>
+          <w:trHeight w:val="510" w:hRule="atLeast"/>
+        </w:trPr>
+        <w:tc>
+          <w:tcPr>
+            <w:tcW w:type="dxa" w:w="9865"/>
+            <w:tcMar>
+              <w:top w:w="0" w:type="dxa"/>
+              <w:start w:w="0" w:type="dxa"/>
+              <w:bottom w:w="0" w:type="dxa"/>
+              <w:end w:w="0" w:type="dxa"/>
+            </w:tcMar>
+            <w:tcBorders>
+              <w:top w:val="nil"/>
+              <w:bottom w:val="single" w:sz="5" w:space="0" w:color="CBD5E1"/>
+              <w:start w:val="nil"/>
+              <w:end w:val="nil"/>
+            </w:tcBorders>
+          </w:tcPr>
+          <w:p>
+            <w:pPr>
+              <w:spacing w:before="0" w:after="20" w:line="240" w:lineRule="auto"/>
+            </w:pPr>
+            <w:r>
+              <w:t xml:space="preserve"> </w:t>
+            </w:r>
+          </w:p>
+        </w:tc>
+      </w:tr>
+    </w:tbl>
+    <w:p>
+      <w:pPr>
+        <w:keepNext w:val="0"/>
+        <w:keepLines w:val="0"/>
+        <w:spacing w:before="60" w:after="40" w:line="293" w:lineRule="auto"/>
+      </w:pPr>
+      <w:r>
+        <w:rPr>
+          <w:rFonts w:ascii="Arial Unicode MS" w:hAnsi="Arial Unicode MS" w:eastAsia="Arial Unicode MS"/>
+          <w:b/>
+          <w:i w:val="0"/>
+          <w:color w:val="1A2340"/>
+          <w:sz w:val="22"/>
+        </w:rPr>
+        <w:t>先寫完，再看：看著自己寫出的話：收的人會知道下一步怎麼做嗎？還缺哪一件事？</w:t>
+      </w:r>
+    </w:p>
+    <w:p>
+      <w:pPr>
+        <w:keepNext w:val="0"/>
+        <w:keepLines w:val="0"/>
+        <w:spacing w:before="0" w:after="40" w:line="293" w:lineRule="auto"/>
+      </w:pPr>
+      <w:r>
+        <w:rPr>
+          <w:rFonts w:ascii="Arial Unicode MS" w:hAnsi="Arial Unicode MS" w:eastAsia="Arial Unicode MS"/>
+          <w:b w:val="0"/>
+          <w:i w:val="0"/>
+          <w:color w:val="1A2340"/>
+          <w:sz w:val="22"/>
+        </w:rPr>
+        <w:t>改一次，或留下保留理由。再寫一句提醒：下次遇到哪種情況，我先做什麼。</w:t>
+      </w:r>
+    </w:p>
+    <w:p>
+      <w:pPr>
+        <w:keepNext/>
+        <w:keepLines w:val="0"/>
+        <w:spacing w:before="20" w:after="20" w:line="293" w:lineRule="auto"/>
+      </w:pPr>
+      <w:r>
+        <w:rPr>
+          <w:rFonts w:ascii="Arial Unicode MS" w:hAnsi="Arial Unicode MS" w:eastAsia="Arial Unicode MS"/>
+          <w:b/>
+          <w:i w:val="0"/>
+          <w:color w:val="5B6573"/>
+          <w:sz w:val="22"/>
+        </w:rPr>
+        <w:t>再決定</w:t>
+      </w:r>
+      <w:r>
+        <w:rPr>
+          <w:rFonts w:ascii="Arial Unicode MS" w:hAnsi="Arial Unicode MS" w:eastAsia="Arial Unicode MS"/>
+          <w:b w:val="0"/>
+          <w:i w:val="0"/>
+          <w:color w:val="7B8491"/>
+          <w:sz w:val="22"/>
+        </w:rPr>
+        <w:t xml:space="preserve">  ｜  </w:t>
+      </w:r>
+      <w:r>
+        <w:rPr>
+          <w:rFonts w:ascii="Arial Unicode MS" w:hAnsi="Arial Unicode MS" w:eastAsia="Arial Unicode MS"/>
+          <w:b w:val="0"/>
+          <w:i w:val="0"/>
+          <w:color w:val="1A2340"/>
+          <w:sz w:val="22"/>
+        </w:rPr>
+        <w:t>我改了或保留／下次的提醒</w:t>
+      </w:r>
+    </w:p>
+    <w:tbl>
+      <w:tblPr>
+        <w:tblW w:type="dxa" w:w="9865"/>
+        <w:jc w:val="left"/>
+        <w:tblLayout w:type="fixed"/>
+        <w:tblLook w:firstColumn="1" w:firstRow="1" w:lastColumn="0" w:lastRow="0" w:noHBand="0" w:noVBand="1" w:val="04A0"/>
+        <w:tblInd w:type="dxa" w:w="0"/>
+      </w:tblPr>
+      <w:tblGrid>
+        <w:gridCol w:w="9865"/>
+      </w:tblGrid>
+      <w:tr>
+        <w:trPr>
+          <w:trHeight w:val="510" w:hRule="atLeast"/>
+        </w:trPr>
+        <w:tc>
+          <w:tcPr>
+            <w:tcW w:type="dxa" w:w="9865"/>
+            <w:tcMar>
+              <w:top w:w="0" w:type="dxa"/>
+              <w:start w:w="0" w:type="dxa"/>
+              <w:bottom w:w="0" w:type="dxa"/>
+              <w:end w:w="0" w:type="dxa"/>
+            </w:tcMar>
+            <w:tcBorders>
+              <w:top w:val="nil"/>
+              <w:bottom w:val="single" w:sz="5" w:space="0" w:color="CBD5E1"/>
+              <w:start w:val="nil"/>
+              <w:end w:val="nil"/>
+            </w:tcBorders>
+          </w:tcPr>
+          <w:p>
+            <w:pPr>
+              <w:spacing w:before="0" w:after="0" w:line="240" w:lineRule="auto"/>
+            </w:pPr>
+            <w:r>
+              <w:t xml:space="preserve"> </w:t>
+            </w:r>
+          </w:p>
+        </w:tc>
+      </w:tr>
+      <w:tr>
+        <w:trPr>
+          <w:trHeight w:val="510" w:hRule="atLeast"/>
+        </w:trPr>
+        <w:tc>
+          <w:tcPr>
+            <w:tcW w:type="dxa" w:w="9865"/>
+            <w:tcMar>
+              <w:top w:w="0" w:type="dxa"/>
+              <w:start w:w="0" w:type="dxa"/>
+              <w:bottom w:w="0" w:type="dxa"/>
+              <w:end w:w="0" w:type="dxa"/>
+            </w:tcMar>
+            <w:tcBorders>
+              <w:top w:val="nil"/>
+              <w:bottom w:val="single" w:sz="5" w:space="0" w:color="CBD5E1"/>
+              <w:start w:val="nil"/>
+              <w:end w:val="nil"/>
+            </w:tcBorders>
+          </w:tcPr>
+          <w:p>
+            <w:pPr>
+              <w:spacing w:before="0" w:after="0" w:line="240" w:lineRule="auto"/>
+            </w:pPr>
+            <w:r>
+              <w:t xml:space="preserve"> </w:t>
+            </w:r>
+          </w:p>
+        </w:tc>
+      </w:tr>
+      <w:tr>
+        <w:trPr>
+          <w:trHeight w:val="510" w:hRule="atLeast"/>
+        </w:trPr>
+        <w:tc>
+          <w:tcPr>
+            <w:tcW w:type="dxa" w:w="9865"/>
+            <w:tcMar>
+              <w:top w:w="0" w:type="dxa"/>
+              <w:start w:w="0" w:type="dxa"/>
+              <w:bottom w:w="0" w:type="dxa"/>
+              <w:end w:w="0" w:type="dxa"/>
+            </w:tcMar>
+            <w:tcBorders>
+              <w:top w:val="nil"/>
+              <w:bottom w:val="single" w:sz="5" w:space="0" w:color="CBD5E1"/>
+              <w:start w:val="nil"/>
+              <w:end w:val="nil"/>
+            </w:tcBorders>
+          </w:tcPr>
+          <w:p>
+            <w:pPr>
+              <w:spacing w:before="0" w:after="20" w:line="240" w:lineRule="auto"/>
+            </w:pPr>
+            <w:r>
+              <w:t xml:space="preserve"> </w:t>
+            </w:r>
+          </w:p>
+        </w:tc>
+      </w:tr>
+    </w:tbl>
     <w:p>
       <w:pPr>
         <w:keepNext/>
@@ -2395,7 +2795,7 @@
           <w:color w:val="1A2340"/>
           <w:sz w:val="30"/>
         </w:rPr>
-        <w:t>只給自己｜未來提醒</w:t>
+        <w:t>課程結業</w:t>
       </w:r>
     </w:p>
     <w:p>
@@ -2403,561 +2803,6 @@
         <w:keepNext/>
         <w:keepLines w:val="0"/>
         <w:spacing w:before="0" w:after="20" w:line="293" w:lineRule="auto"/>
-      </w:pPr>
-      <w:r>
-        <w:rPr>
-          <w:rFonts w:ascii="Arial Unicode MS" w:hAnsi="Arial Unicode MS" w:eastAsia="Arial Unicode MS"/>
-          <w:b/>
-          <w:i w:val="0"/>
-          <w:color w:val="5B6573"/>
-          <w:sz w:val="22"/>
-        </w:rPr>
-        <w:t>自留札記</w:t>
-      </w:r>
-      <w:r>
-        <w:rPr>
-          <w:rFonts w:ascii="Arial Unicode MS" w:hAnsi="Arial Unicode MS" w:eastAsia="Arial Unicode MS"/>
-          <w:b w:val="0"/>
-          <w:i w:val="0"/>
-          <w:color w:val="7B8491"/>
-          <w:sz w:val="22"/>
-        </w:rPr>
-        <w:t xml:space="preserve">  ｜  </w:t>
-      </w:r>
-      <w:r>
-        <w:rPr>
-          <w:rFonts w:ascii="Arial Unicode MS" w:hAnsi="Arial Unicode MS" w:eastAsia="Arial Unicode MS"/>
-          <w:b w:val="0"/>
-          <w:i w:val="0"/>
-          <w:color w:val="1A2340"/>
-          <w:sz w:val="22"/>
-        </w:rPr>
-        <w:t>下次遇到一段很順的話、一次分歧或一個難說的想法，我提醒自己：</w:t>
-      </w:r>
-    </w:p>
-    <w:tbl>
-      <w:tblPr>
-        <w:tblW w:type="dxa" w:w="9865"/>
-        <w:jc w:val="left"/>
-        <w:tblLayout w:type="fixed"/>
-        <w:tblLook w:firstColumn="1" w:firstRow="1" w:lastColumn="0" w:lastRow="0" w:noHBand="0" w:noVBand="1" w:val="04A0"/>
-        <w:tblInd w:type="dxa" w:w="0"/>
-      </w:tblPr>
-      <w:tblGrid>
-        <w:gridCol w:w="9865"/>
-      </w:tblGrid>
-      <w:tr>
-        <w:trPr>
-          <w:trHeight w:val="437" w:hRule="atLeast"/>
-        </w:trPr>
-        <w:tc>
-          <w:tcPr>
-            <w:tcW w:type="dxa" w:w="9865"/>
-            <w:tcMar>
-              <w:top w:w="0" w:type="dxa"/>
-              <w:start w:w="0" w:type="dxa"/>
-              <w:bottom w:w="0" w:type="dxa"/>
-              <w:end w:w="0" w:type="dxa"/>
-            </w:tcMar>
-            <w:tcBorders>
-              <w:top w:val="nil"/>
-              <w:bottom w:val="single" w:sz="5" w:space="0" w:color="CBD5E1"/>
-              <w:start w:val="nil"/>
-              <w:end w:val="nil"/>
-            </w:tcBorders>
-          </w:tcPr>
-          <w:p>
-            <w:pPr>
-              <w:spacing w:before="0" w:after="0" w:line="240" w:lineRule="auto"/>
-            </w:pPr>
-            <w:r>
-              <w:t xml:space="preserve"> </w:t>
-            </w:r>
-          </w:p>
-        </w:tc>
-      </w:tr>
-      <w:tr>
-        <w:trPr>
-          <w:trHeight w:val="437" w:hRule="atLeast"/>
-        </w:trPr>
-        <w:tc>
-          <w:tcPr>
-            <w:tcW w:type="dxa" w:w="9865"/>
-            <w:tcMar>
-              <w:top w:w="0" w:type="dxa"/>
-              <w:start w:w="0" w:type="dxa"/>
-              <w:bottom w:w="0" w:type="dxa"/>
-              <w:end w:w="0" w:type="dxa"/>
-            </w:tcMar>
-            <w:tcBorders>
-              <w:top w:val="nil"/>
-              <w:bottom w:val="single" w:sz="5" w:space="0" w:color="CBD5E1"/>
-              <w:start w:val="nil"/>
-              <w:end w:val="nil"/>
-            </w:tcBorders>
-          </w:tcPr>
-          <w:p>
-            <w:pPr>
-              <w:spacing w:before="0" w:after="0" w:line="240" w:lineRule="auto"/>
-            </w:pPr>
-            <w:r>
-              <w:t xml:space="preserve"> </w:t>
-            </w:r>
-          </w:p>
-        </w:tc>
-      </w:tr>
-      <w:tr>
-        <w:trPr>
-          <w:trHeight w:val="437" w:hRule="atLeast"/>
-        </w:trPr>
-        <w:tc>
-          <w:tcPr>
-            <w:tcW w:type="dxa" w:w="9865"/>
-            <w:tcMar>
-              <w:top w:w="0" w:type="dxa"/>
-              <w:start w:w="0" w:type="dxa"/>
-              <w:bottom w:w="0" w:type="dxa"/>
-              <w:end w:w="0" w:type="dxa"/>
-            </w:tcMar>
-            <w:tcBorders>
-              <w:top w:val="nil"/>
-              <w:bottom w:val="single" w:sz="5" w:space="0" w:color="CBD5E1"/>
-              <w:start w:val="nil"/>
-              <w:end w:val="nil"/>
-            </w:tcBorders>
-          </w:tcPr>
-          <w:p>
-            <w:pPr>
-              <w:spacing w:before="0" w:after="0" w:line="240" w:lineRule="auto"/>
-            </w:pPr>
-            <w:r>
-              <w:t xml:space="preserve"> </w:t>
-            </w:r>
-          </w:p>
-        </w:tc>
-      </w:tr>
-      <w:tr>
-        <w:trPr>
-          <w:trHeight w:val="437" w:hRule="atLeast"/>
-        </w:trPr>
-        <w:tc>
-          <w:tcPr>
-            <w:tcW w:type="dxa" w:w="9865"/>
-            <w:tcMar>
-              <w:top w:w="0" w:type="dxa"/>
-              <w:start w:w="0" w:type="dxa"/>
-              <w:bottom w:w="0" w:type="dxa"/>
-              <w:end w:w="0" w:type="dxa"/>
-            </w:tcMar>
-            <w:tcBorders>
-              <w:top w:val="nil"/>
-              <w:bottom w:val="single" w:sz="5" w:space="0" w:color="CBD5E1"/>
-              <w:start w:val="nil"/>
-              <w:end w:val="nil"/>
-            </w:tcBorders>
-          </w:tcPr>
-          <w:p>
-            <w:pPr>
-              <w:spacing w:before="0" w:after="0" w:line="240" w:lineRule="auto"/>
-            </w:pPr>
-            <w:r>
-              <w:t xml:space="preserve"> </w:t>
-            </w:r>
-          </w:p>
-        </w:tc>
-      </w:tr>
-      <w:tr>
-        <w:trPr>
-          <w:trHeight w:val="437" w:hRule="atLeast"/>
-        </w:trPr>
-        <w:tc>
-          <w:tcPr>
-            <w:tcW w:type="dxa" w:w="9865"/>
-            <w:tcMar>
-              <w:top w:w="0" w:type="dxa"/>
-              <w:start w:w="0" w:type="dxa"/>
-              <w:bottom w:w="0" w:type="dxa"/>
-              <w:end w:w="0" w:type="dxa"/>
-            </w:tcMar>
-            <w:tcBorders>
-              <w:top w:val="nil"/>
-              <w:bottom w:val="single" w:sz="5" w:space="0" w:color="CBD5E1"/>
-              <w:start w:val="nil"/>
-              <w:end w:val="nil"/>
-            </w:tcBorders>
-          </w:tcPr>
-          <w:p>
-            <w:pPr>
-              <w:spacing w:before="0" w:after="0" w:line="240" w:lineRule="auto"/>
-            </w:pPr>
-            <w:r>
-              <w:t xml:space="preserve"> </w:t>
-            </w:r>
-          </w:p>
-        </w:tc>
-      </w:tr>
-      <w:tr>
-        <w:trPr>
-          <w:trHeight w:val="437" w:hRule="atLeast"/>
-        </w:trPr>
-        <w:tc>
-          <w:tcPr>
-            <w:tcW w:type="dxa" w:w="9865"/>
-            <w:tcMar>
-              <w:top w:w="0" w:type="dxa"/>
-              <w:start w:w="0" w:type="dxa"/>
-              <w:bottom w:w="0" w:type="dxa"/>
-              <w:end w:w="0" w:type="dxa"/>
-            </w:tcMar>
-            <w:tcBorders>
-              <w:top w:val="nil"/>
-              <w:bottom w:val="single" w:sz="5" w:space="0" w:color="CBD5E1"/>
-              <w:start w:val="nil"/>
-              <w:end w:val="nil"/>
-            </w:tcBorders>
-          </w:tcPr>
-          <w:p>
-            <w:pPr>
-              <w:spacing w:before="0" w:after="0" w:line="240" w:lineRule="auto"/>
-            </w:pPr>
-            <w:r>
-              <w:t xml:space="preserve"> </w:t>
-            </w:r>
-          </w:p>
-        </w:tc>
-      </w:tr>
-      <w:tr>
-        <w:trPr>
-          <w:trHeight w:val="437" w:hRule="atLeast"/>
-        </w:trPr>
-        <w:tc>
-          <w:tcPr>
-            <w:tcW w:type="dxa" w:w="9865"/>
-            <w:tcMar>
-              <w:top w:w="0" w:type="dxa"/>
-              <w:start w:w="0" w:type="dxa"/>
-              <w:bottom w:w="0" w:type="dxa"/>
-              <w:end w:w="0" w:type="dxa"/>
-            </w:tcMar>
-            <w:tcBorders>
-              <w:top w:val="nil"/>
-              <w:bottom w:val="single" w:sz="5" w:space="0" w:color="CBD5E1"/>
-              <w:start w:val="nil"/>
-              <w:end w:val="nil"/>
-            </w:tcBorders>
-          </w:tcPr>
-          <w:p>
-            <w:pPr>
-              <w:spacing w:before="0" w:after="0" w:line="240" w:lineRule="auto"/>
-            </w:pPr>
-            <w:r>
-              <w:t xml:space="preserve"> </w:t>
-            </w:r>
-          </w:p>
-        </w:tc>
-      </w:tr>
-      <w:tr>
-        <w:trPr>
-          <w:trHeight w:val="437" w:hRule="atLeast"/>
-        </w:trPr>
-        <w:tc>
-          <w:tcPr>
-            <w:tcW w:type="dxa" w:w="9865"/>
-            <w:tcMar>
-              <w:top w:w="0" w:type="dxa"/>
-              <w:start w:w="0" w:type="dxa"/>
-              <w:bottom w:w="0" w:type="dxa"/>
-              <w:end w:w="0" w:type="dxa"/>
-            </w:tcMar>
-            <w:tcBorders>
-              <w:top w:val="nil"/>
-              <w:bottom w:val="single" w:sz="5" w:space="0" w:color="CBD5E1"/>
-              <w:start w:val="nil"/>
-              <w:end w:val="nil"/>
-            </w:tcBorders>
-          </w:tcPr>
-          <w:p>
-            <w:pPr>
-              <w:spacing w:before="0" w:after="0" w:line="240" w:lineRule="auto"/>
-            </w:pPr>
-            <w:r>
-              <w:t xml:space="preserve"> </w:t>
-            </w:r>
-          </w:p>
-        </w:tc>
-      </w:tr>
-    </w:tbl>
-    <w:p>
-      <w:pPr>
-        <w:keepNext/>
-        <w:keepLines w:val="0"/>
-        <w:spacing w:before="100" w:after="40" w:line="293" w:lineRule="auto"/>
-      </w:pPr>
-      <w:r>
-        <w:rPr>
-          <w:rFonts w:ascii="JetBrains Mono" w:hAnsi="JetBrains Mono" w:eastAsia="Arial Unicode MS"/>
-          <w:b/>
-          <w:i w:val="0"/>
-          <w:color w:val="1D4ED8"/>
-          <w:sz w:val="30"/>
-        </w:rPr>
-        <w:t>02</w:t>
-      </w:r>
-      <w:r>
-        <w:rPr>
-          <w:rFonts w:ascii="Arial Unicode MS" w:hAnsi="Arial Unicode MS" w:eastAsia="Arial Unicode MS"/>
-          <w:b w:val="0"/>
-          <w:i w:val="0"/>
-          <w:color w:val="1D4ED8"/>
-          <w:sz w:val="30"/>
-        </w:rPr>
-        <w:t xml:space="preserve">  </w:t>
-      </w:r>
-      <w:r>
-        <w:rPr>
-          <w:rFonts w:ascii="Arial Unicode MS" w:hAnsi="Arial Unicode MS" w:eastAsia="Arial Unicode MS"/>
-          <w:b/>
-          <w:i w:val="0"/>
-          <w:color w:val="1A2340"/>
-          <w:sz w:val="30"/>
-        </w:rPr>
-        <w:t>只給自己｜帶走的方法</w:t>
-      </w:r>
-    </w:p>
-    <w:p>
-      <w:pPr>
-        <w:keepNext/>
-        <w:keepLines w:val="0"/>
-        <w:spacing w:before="0" w:after="20" w:line="293" w:lineRule="auto"/>
-      </w:pPr>
-      <w:r>
-        <w:rPr>
-          <w:rFonts w:ascii="Arial Unicode MS" w:hAnsi="Arial Unicode MS" w:eastAsia="Arial Unicode MS"/>
-          <w:b/>
-          <w:i w:val="0"/>
-          <w:color w:val="5B6573"/>
-          <w:sz w:val="22"/>
-        </w:rPr>
-        <w:t>自留札記</w:t>
-      </w:r>
-      <w:r>
-        <w:rPr>
-          <w:rFonts w:ascii="Arial Unicode MS" w:hAnsi="Arial Unicode MS" w:eastAsia="Arial Unicode MS"/>
-          <w:b w:val="0"/>
-          <w:i w:val="0"/>
-          <w:color w:val="7B8491"/>
-          <w:sz w:val="22"/>
-        </w:rPr>
-        <w:t xml:space="preserve">  ｜  </w:t>
-      </w:r>
-      <w:r>
-        <w:rPr>
-          <w:rFonts w:ascii="Arial Unicode MS" w:hAnsi="Arial Unicode MS" w:eastAsia="Arial Unicode MS"/>
-          <w:b w:val="0"/>
-          <w:i w:val="0"/>
-          <w:color w:val="1A2340"/>
-          <w:sz w:val="22"/>
-        </w:rPr>
-        <w:t>我會繼續使用＿＿，因為作品＿＿證明它對我有用。</w:t>
-      </w:r>
-    </w:p>
-    <w:tbl>
-      <w:tblPr>
-        <w:tblW w:type="dxa" w:w="9865"/>
-        <w:jc w:val="left"/>
-        <w:tblLayout w:type="fixed"/>
-        <w:tblLook w:firstColumn="1" w:firstRow="1" w:lastColumn="0" w:lastRow="0" w:noHBand="0" w:noVBand="1" w:val="04A0"/>
-        <w:tblInd w:type="dxa" w:w="0"/>
-      </w:tblPr>
-      <w:tblGrid>
-        <w:gridCol w:w="9865"/>
-      </w:tblGrid>
-      <w:tr>
-        <w:trPr>
-          <w:trHeight w:val="437" w:hRule="atLeast"/>
-        </w:trPr>
-        <w:tc>
-          <w:tcPr>
-            <w:tcW w:type="dxa" w:w="9865"/>
-            <w:tcMar>
-              <w:top w:w="0" w:type="dxa"/>
-              <w:start w:w="0" w:type="dxa"/>
-              <w:bottom w:w="0" w:type="dxa"/>
-              <w:end w:w="0" w:type="dxa"/>
-            </w:tcMar>
-            <w:tcBorders>
-              <w:top w:val="nil"/>
-              <w:bottom w:val="single" w:sz="5" w:space="0" w:color="CBD5E1"/>
-              <w:start w:val="nil"/>
-              <w:end w:val="nil"/>
-            </w:tcBorders>
-          </w:tcPr>
-          <w:p>
-            <w:pPr>
-              <w:spacing w:before="0" w:after="0" w:line="240" w:lineRule="auto"/>
-            </w:pPr>
-            <w:r>
-              <w:t xml:space="preserve"> </w:t>
-            </w:r>
-          </w:p>
-        </w:tc>
-      </w:tr>
-      <w:tr>
-        <w:trPr>
-          <w:trHeight w:val="437" w:hRule="atLeast"/>
-        </w:trPr>
-        <w:tc>
-          <w:tcPr>
-            <w:tcW w:type="dxa" w:w="9865"/>
-            <w:tcMar>
-              <w:top w:w="0" w:type="dxa"/>
-              <w:start w:w="0" w:type="dxa"/>
-              <w:bottom w:w="0" w:type="dxa"/>
-              <w:end w:w="0" w:type="dxa"/>
-            </w:tcMar>
-            <w:tcBorders>
-              <w:top w:val="nil"/>
-              <w:bottom w:val="single" w:sz="5" w:space="0" w:color="CBD5E1"/>
-              <w:start w:val="nil"/>
-              <w:end w:val="nil"/>
-            </w:tcBorders>
-          </w:tcPr>
-          <w:p>
-            <w:pPr>
-              <w:spacing w:before="0" w:after="0" w:line="240" w:lineRule="auto"/>
-            </w:pPr>
-            <w:r>
-              <w:t xml:space="preserve"> </w:t>
-            </w:r>
-          </w:p>
-        </w:tc>
-      </w:tr>
-      <w:tr>
-        <w:trPr>
-          <w:trHeight w:val="437" w:hRule="atLeast"/>
-        </w:trPr>
-        <w:tc>
-          <w:tcPr>
-            <w:tcW w:type="dxa" w:w="9865"/>
-            <w:tcMar>
-              <w:top w:w="0" w:type="dxa"/>
-              <w:start w:w="0" w:type="dxa"/>
-              <w:bottom w:w="0" w:type="dxa"/>
-              <w:end w:w="0" w:type="dxa"/>
-            </w:tcMar>
-            <w:tcBorders>
-              <w:top w:val="nil"/>
-              <w:bottom w:val="single" w:sz="5" w:space="0" w:color="CBD5E1"/>
-              <w:start w:val="nil"/>
-              <w:end w:val="nil"/>
-            </w:tcBorders>
-          </w:tcPr>
-          <w:p>
-            <w:pPr>
-              <w:spacing w:before="0" w:after="0" w:line="240" w:lineRule="auto"/>
-            </w:pPr>
-            <w:r>
-              <w:t xml:space="preserve"> </w:t>
-            </w:r>
-          </w:p>
-        </w:tc>
-      </w:tr>
-      <w:tr>
-        <w:trPr>
-          <w:trHeight w:val="437" w:hRule="atLeast"/>
-        </w:trPr>
-        <w:tc>
-          <w:tcPr>
-            <w:tcW w:type="dxa" w:w="9865"/>
-            <w:tcMar>
-              <w:top w:w="0" w:type="dxa"/>
-              <w:start w:w="0" w:type="dxa"/>
-              <w:bottom w:w="0" w:type="dxa"/>
-              <w:end w:w="0" w:type="dxa"/>
-            </w:tcMar>
-            <w:tcBorders>
-              <w:top w:val="nil"/>
-              <w:bottom w:val="single" w:sz="5" w:space="0" w:color="CBD5E1"/>
-              <w:start w:val="nil"/>
-              <w:end w:val="nil"/>
-            </w:tcBorders>
-          </w:tcPr>
-          <w:p>
-            <w:pPr>
-              <w:spacing w:before="0" w:after="0" w:line="240" w:lineRule="auto"/>
-            </w:pPr>
-            <w:r>
-              <w:t xml:space="preserve"> </w:t>
-            </w:r>
-          </w:p>
-        </w:tc>
-      </w:tr>
-      <w:tr>
-        <w:trPr>
-          <w:trHeight w:val="437" w:hRule="atLeast"/>
-        </w:trPr>
-        <w:tc>
-          <w:tcPr>
-            <w:tcW w:type="dxa" w:w="9865"/>
-            <w:tcMar>
-              <w:top w:w="0" w:type="dxa"/>
-              <w:start w:w="0" w:type="dxa"/>
-              <w:bottom w:w="0" w:type="dxa"/>
-              <w:end w:w="0" w:type="dxa"/>
-            </w:tcMar>
-            <w:tcBorders>
-              <w:top w:val="nil"/>
-              <w:bottom w:val="single" w:sz="5" w:space="0" w:color="CBD5E1"/>
-              <w:start w:val="nil"/>
-              <w:end w:val="nil"/>
-            </w:tcBorders>
-          </w:tcPr>
-          <w:p>
-            <w:pPr>
-              <w:spacing w:before="0" w:after="0" w:line="240" w:lineRule="auto"/>
-            </w:pPr>
-            <w:r>
-              <w:t xml:space="preserve"> </w:t>
-            </w:r>
-          </w:p>
-        </w:tc>
-      </w:tr>
-      <w:tr>
-        <w:trPr>
-          <w:trHeight w:val="437" w:hRule="atLeast"/>
-        </w:trPr>
-        <w:tc>
-          <w:tcPr>
-            <w:tcW w:type="dxa" w:w="9865"/>
-            <w:tcMar>
-              <w:top w:w="0" w:type="dxa"/>
-              <w:start w:w="0" w:type="dxa"/>
-              <w:bottom w:w="0" w:type="dxa"/>
-              <w:end w:w="0" w:type="dxa"/>
-            </w:tcMar>
-            <w:tcBorders>
-              <w:top w:val="nil"/>
-              <w:bottom w:val="single" w:sz="5" w:space="0" w:color="CBD5E1"/>
-              <w:start w:val="nil"/>
-              <w:end w:val="nil"/>
-            </w:tcBorders>
-          </w:tcPr>
-          <w:p>
-            <w:pPr>
-              <w:spacing w:before="0" w:after="0" w:line="240" w:lineRule="auto"/>
-            </w:pPr>
-            <w:r>
-              <w:t xml:space="preserve"> </w:t>
-            </w:r>
-          </w:p>
-        </w:tc>
-      </w:tr>
-    </w:tbl>
-    <w:p>
-      <w:pPr>
-        <w:keepNext/>
-        <w:keepLines w:val="0"/>
-        <w:spacing w:before="60" w:after="20" w:line="293" w:lineRule="auto"/>
       </w:pPr>
       <w:r>
         <w:rPr>
@@ -2987,81 +2832,9 @@
           <w:color w:val="1A2340"/>
           <w:sz w:val="22"/>
         </w:rPr>
-        <w:t>完成確認｜□ 三件作品／方法卡　□ 願意公開版　□ 指定三板回應　｜未勾滿或缺席都不必補交；歷程本與自留內容由自己帶走。</w:t>
+        <w:t>今天練過、課外用過、以後想做，分開說；沒有用過不用編。收齊確認後發還全本，不排名、不補交。</w:t>
       </w:r>
     </w:p>
-    <w:tbl>
-      <w:tblPr>
-        <w:tblW w:type="dxa" w:w="9865"/>
-        <w:jc w:val="left"/>
-        <w:tblLayout w:type="fixed"/>
-        <w:tblLook w:firstColumn="1" w:firstRow="1" w:lastColumn="0" w:lastRow="0" w:noHBand="0" w:noVBand="1" w:val="04A0"/>
-        <w:tblInd w:type="dxa" w:w="0"/>
-      </w:tblPr>
-      <w:tblGrid>
-        <w:gridCol w:w="9865"/>
-      </w:tblGrid>
-      <w:tr>
-        <w:trPr>
-          <w:trHeight w:val="437" w:hRule="atLeast"/>
-        </w:trPr>
-        <w:tc>
-          <w:tcPr>
-            <w:tcW w:type="dxa" w:w="9865"/>
-            <w:tcMar>
-              <w:top w:w="0" w:type="dxa"/>
-              <w:start w:w="0" w:type="dxa"/>
-              <w:bottom w:w="0" w:type="dxa"/>
-              <w:end w:w="0" w:type="dxa"/>
-            </w:tcMar>
-            <w:tcBorders>
-              <w:top w:val="nil"/>
-              <w:bottom w:val="single" w:sz="5" w:space="0" w:color="CBD5E1"/>
-              <w:start w:val="nil"/>
-              <w:end w:val="nil"/>
-            </w:tcBorders>
-          </w:tcPr>
-          <w:p>
-            <w:pPr>
-              <w:spacing w:before="0" w:after="0" w:line="240" w:lineRule="auto"/>
-            </w:pPr>
-            <w:r>
-              <w:t xml:space="preserve"> </w:t>
-            </w:r>
-          </w:p>
-        </w:tc>
-      </w:tr>
-      <w:tr>
-        <w:trPr>
-          <w:trHeight w:val="437" w:hRule="atLeast"/>
-        </w:trPr>
-        <w:tc>
-          <w:tcPr>
-            <w:tcW w:type="dxa" w:w="9865"/>
-            <w:tcMar>
-              <w:top w:w="0" w:type="dxa"/>
-              <w:start w:w="0" w:type="dxa"/>
-              <w:bottom w:w="0" w:type="dxa"/>
-              <w:end w:w="0" w:type="dxa"/>
-            </w:tcMar>
-            <w:tcBorders>
-              <w:top w:val="nil"/>
-              <w:bottom w:val="single" w:sz="5" w:space="0" w:color="CBD5E1"/>
-              <w:start w:val="nil"/>
-              <w:end w:val="nil"/>
-            </w:tcBorders>
-          </w:tcPr>
-          <w:p>
-            <w:pPr>
-              <w:spacing w:before="0" w:after="0" w:line="240" w:lineRule="auto"/>
-            </w:pPr>
-            <w:r>
-              <w:t xml:space="preserve"> </w:t>
-            </w:r>
-          </w:p>
-        </w:tc>
-      </w:tr>
-    </w:tbl>
     <w:sectPr>
       <w:headerReference w:type="default" r:id="rId9"/>
       <w:footerReference w:type="default" r:id="rId10"/>

--- a/worksheets/W18.docx
+++ b/worksheets/W18.docx
@@ -189,10 +189,10 @@
           <w:rFonts w:ascii="Arial Unicode MS" w:hAnsi="Arial Unicode MS" w:eastAsia="Arial Unicode MS"/>
           <w:b/>
           <w:i w:val="0"/>
-          <w:color w:val="1D4ED8"/>
+          <w:color w:val="5B6573"/>
           <w:sz w:val="22"/>
         </w:rPr>
-        <w:t>課堂必寫</w:t>
+        <w:t>可選練習</w:t>
       </w:r>
       <w:r>
         <w:rPr>
@@ -395,10 +395,10 @@
           <w:rFonts w:ascii="Arial Unicode MS" w:hAnsi="Arial Unicode MS" w:eastAsia="Arial Unicode MS"/>
           <w:b/>
           <w:i w:val="0"/>
-          <w:color w:val="1D4ED8"/>
+          <w:color w:val="5B6573"/>
           <w:sz w:val="22"/>
         </w:rPr>
-        <w:t>課堂必寫</w:t>
+        <w:t>可選練習</w:t>
       </w:r>
       <w:r>
         <w:rPr>
@@ -601,10 +601,10 @@
           <w:rFonts w:ascii="Arial Unicode MS" w:hAnsi="Arial Unicode MS" w:eastAsia="Arial Unicode MS"/>
           <w:b/>
           <w:i w:val="0"/>
-          <w:color w:val="1D4ED8"/>
+          <w:color w:val="5B6573"/>
           <w:sz w:val="22"/>
         </w:rPr>
-        <w:t>課堂必寫</w:t>
+        <w:t>可選練習</w:t>
       </w:r>
       <w:r>
         <w:rPr>
@@ -859,10 +859,10 @@
           <w:rFonts w:ascii="Arial Unicode MS" w:hAnsi="Arial Unicode MS" w:eastAsia="Arial Unicode MS"/>
           <w:b/>
           <w:i w:val="0"/>
-          <w:color w:val="1D4ED8"/>
+          <w:color w:val="5B6573"/>
           <w:sz w:val="22"/>
         </w:rPr>
-        <w:t>課堂必寫</w:t>
+        <w:t>可選練習</w:t>
       </w:r>
       <w:r>
         <w:rPr>
@@ -1298,7 +1298,7 @@
           <w:color w:val="1A2340"/>
           <w:sz w:val="22"/>
         </w:rPr>
-        <w:t>如果你想回看 W1 Q3，私人版本可以寫在這裡；可不寫；本頁照常收回，不能交出的私事請另用自己的紙，不放本冊。</w:t>
+        <w:t>如果你想回看 W1 Q3，私人版本可以寫在這裡；可不寫；私人欄不點收、不翻讀；整本由你帶走，不能交出的私事請另用自己的紙，不放本冊。</w:t>
       </w:r>
     </w:p>
     <w:tbl>
@@ -1563,10 +1563,10 @@
           <w:rFonts w:ascii="Arial Unicode MS" w:hAnsi="Arial Unicode MS" w:eastAsia="Arial Unicode MS"/>
           <w:b/>
           <w:i w:val="0"/>
-          <w:color w:val="1D4ED8"/>
+          <w:color w:val="5B6573"/>
           <w:sz w:val="22"/>
         </w:rPr>
-        <w:t>課堂必寫</w:t>
+        <w:t>可選練習</w:t>
       </w:r>
       <w:r>
         <w:rPr>
@@ -1769,10 +1769,10 @@
           <w:rFonts w:ascii="Arial Unicode MS" w:hAnsi="Arial Unicode MS" w:eastAsia="Arial Unicode MS"/>
           <w:b/>
           <w:i w:val="0"/>
-          <w:color w:val="1D4ED8"/>
+          <w:color w:val="5B6573"/>
           <w:sz w:val="22"/>
         </w:rPr>
-        <w:t>課堂必寫</w:t>
+        <w:t>可選練習</w:t>
       </w:r>
       <w:r>
         <w:rPr>
@@ -1975,10 +1975,10 @@
           <w:rFonts w:ascii="Arial Unicode MS" w:hAnsi="Arial Unicode MS" w:eastAsia="Arial Unicode MS"/>
           <w:b/>
           <w:i w:val="0"/>
-          <w:color w:val="1D4ED8"/>
+          <w:color w:val="5B6573"/>
           <w:sz w:val="22"/>
         </w:rPr>
-        <w:t>課堂必寫</w:t>
+        <w:t>可選練習</w:t>
       </w:r>
       <w:r>
         <w:rPr>
@@ -2181,10 +2181,10 @@
           <w:rFonts w:ascii="Arial Unicode MS" w:hAnsi="Arial Unicode MS" w:eastAsia="Arial Unicode MS"/>
           <w:b/>
           <w:i w:val="0"/>
-          <w:color w:val="1D4ED8"/>
+          <w:color w:val="5B6573"/>
           <w:sz w:val="22"/>
         </w:rPr>
-        <w:t>課堂必寫</w:t>
+        <w:t>可選練習</w:t>
       </w:r>
       <w:r>
         <w:rPr>
@@ -2358,7 +2358,7 @@
           <w:color w:val="5B6573"/>
           <w:sz w:val="22"/>
         </w:rPr>
-        <w:t>生活練習不計分、不列學習關卡；紙本照常收回，不必交出自己的私事。</w:t>
+        <w:t>自主選做，不排名；確認冊數後整本發還，不翻讀私人欄。</w:t>
       </w:r>
     </w:p>
     <w:p>
@@ -2412,7 +2412,7 @@
           <w:color w:val="5B6573"/>
           <w:sz w:val="22"/>
         </w:rPr>
-        <w:t>課堂練習｜不計分、不列學習關卡；整本照常收回。</w:t>
+        <w:t>自主選做｜可留白、不計分；私人內容不翻讀，確認冊數後整本帶走。</w:t>
       </w:r>
     </w:p>
     <w:p>
@@ -2809,10 +2809,10 @@
           <w:rFonts w:ascii="Arial Unicode MS" w:hAnsi="Arial Unicode MS" w:eastAsia="Arial Unicode MS"/>
           <w:b/>
           <w:i w:val="0"/>
-          <w:color w:val="1D4ED8"/>
+          <w:color w:val="5B6573"/>
           <w:sz w:val="22"/>
         </w:rPr>
-        <w:t>課堂必寫</w:t>
+        <w:t>可選練習</w:t>
       </w:r>
       <w:r>
         <w:rPr>

--- a/worksheets/W18.docx
+++ b/worksheets/W18.docx
@@ -1298,7 +1298,7 @@
           <w:color w:val="1A2340"/>
           <w:sz w:val="22"/>
         </w:rPr>
-        <w:t>如果你想回看 W1 Q3，私人版本可以寫在這裡；可不寫；私人欄不點收、不翻讀；整本由你帶走，不能交出的私事請另用自己的紙，不放本冊。</w:t>
+        <w:t>想回看時，翻 W1 歷程本第 4 頁 07。那頁當時已備份、交回保管；今天可不讀、不分享。今天的新想法可寫這裡，也可留白、遮住或摺起；不收、不讀、不計分，整本自己帶走。</w:t>
       </w:r>
     </w:p>
     <w:tbl>
